--- a/frontend/FRONTEND_DOCS.docx
+++ b/frontend/FRONTEND_DOCS.docx
@@ -74,7 +74,7 @@
           <w:sz w:val="18"/>
           <w:szCs w:val="18"/>
         </w:rPr>
-        <w:t xml:space="preserve">Generated: Saturday, 9 May 2026 at 12:11 am</w:t>
+        <w:t xml:space="preserve">Generated: Saturday, 9 May 2026 at 12:20 am</w:t>
       </w:r>
     </w:p>
     <w:p>

--- a/frontend/FRONTEND_DOCS.docx
+++ b/frontend/FRONTEND_DOCS.docx
@@ -74,7 +74,7 @@
           <w:sz w:val="18"/>
           <w:szCs w:val="18"/>
         </w:rPr>
-        <w:t xml:space="preserve">Generated: Saturday, 9 May 2026 at 12:20 am</w:t>
+        <w:t xml:space="preserve">Generated: Saturday, 9 May 2026 at 12:26 am</w:t>
       </w:r>
     </w:p>
     <w:p>

--- a/frontend/FRONTEND_DOCS.docx
+++ b/frontend/FRONTEND_DOCS.docx
@@ -74,7 +74,7 @@
           <w:sz w:val="18"/>
           <w:szCs w:val="18"/>
         </w:rPr>
-        <w:t xml:space="preserve">Generated: Saturday, 9 May 2026 at 12:26 am</w:t>
+        <w:t xml:space="preserve">Generated: Saturday, 9 May 2026 at 12:32 am</w:t>
       </w:r>
     </w:p>
     <w:p>

--- a/frontend/FRONTEND_DOCS.docx
+++ b/frontend/FRONTEND_DOCS.docx
@@ -74,7 +74,7 @@
           <w:sz w:val="18"/>
           <w:szCs w:val="18"/>
         </w:rPr>
-        <w:t xml:space="preserve">Generated: Saturday, 9 May 2026 at 12:32 am</w:t>
+        <w:t xml:space="preserve">Generated: Saturday, 9 May 2026 at 12:35 am</w:t>
       </w:r>
     </w:p>
     <w:p>

--- a/frontend/FRONTEND_DOCS.docx
+++ b/frontend/FRONTEND_DOCS.docx
@@ -74,7 +74,7 @@
           <w:sz w:val="18"/>
           <w:szCs w:val="18"/>
         </w:rPr>
-        <w:t xml:space="preserve">Generated: Saturday, 9 May 2026 at 12:35 am</w:t>
+        <w:t xml:space="preserve">Generated: Saturday, 9 May 2026 at 12:40 am</w:t>
       </w:r>
     </w:p>
     <w:p>

--- a/frontend/FRONTEND_DOCS.docx
+++ b/frontend/FRONTEND_DOCS.docx
@@ -74,7 +74,7 @@
           <w:sz w:val="18"/>
           <w:szCs w:val="18"/>
         </w:rPr>
-        <w:t xml:space="preserve">Generated: Saturday, 9 May 2026 at 12:40 am</w:t>
+        <w:t xml:space="preserve">Generated: Saturday, 9 May 2026 at 12:43 am</w:t>
       </w:r>
     </w:p>
     <w:p>

--- a/frontend/FRONTEND_DOCS.docx
+++ b/frontend/FRONTEND_DOCS.docx
@@ -74,7 +74,7 @@
           <w:sz w:val="18"/>
           <w:szCs w:val="18"/>
         </w:rPr>
-        <w:t xml:space="preserve">Generated: Saturday, 9 May 2026 at 12:43 am</w:t>
+        <w:t xml:space="preserve">Generated: Saturday, 24 October 2026 at 4:23 pm</w:t>
       </w:r>
     </w:p>
     <w:p>

--- a/frontend/FRONTEND_DOCS.docx
+++ b/frontend/FRONTEND_DOCS.docx
@@ -74,7 +74,7 @@
           <w:sz w:val="18"/>
           <w:szCs w:val="18"/>
         </w:rPr>
-        <w:t xml:space="preserve">Generated: Saturday, 24 October 2026 at 4:23 pm</w:t>
+        <w:t xml:space="preserve">Generated: Sunday, 25 October 2026 at 6:10 pm</w:t>
       </w:r>
     </w:p>
     <w:p>

--- a/frontend/FRONTEND_DOCS.docx
+++ b/frontend/FRONTEND_DOCS.docx
@@ -74,7 +74,7 @@
           <w:sz w:val="18"/>
           <w:szCs w:val="18"/>
         </w:rPr>
-        <w:t xml:space="preserve">Generated: Sunday, 25 October 2026 at 6:10 pm</w:t>
+        <w:t xml:space="preserve">Generated: Thursday, 29 October 2026 at 11:31 pm</w:t>
       </w:r>
     </w:p>
     <w:p>
